--- a/Guia_03_Guion_defensa.docx
+++ b/Guia_03_Guion_defensa.docx
@@ -662,7 +662,7 @@
                 <w:color w:val="1F2937"/>
                 <w:sz w:val="22"/>
               </w:rPr>
-              <w:t>72 pruebas Python, 2 de navegador, benchmark y desafío controlado de 40 casos</w:t>
+              <w:t>81 pruebas Python, 2 de navegador, calibración de 40 casos y 16 EML reservados</w:t>
             </w:r>
           </w:p>
         </w:tc>
@@ -897,7 +897,7 @@
           <w:color w:val="1F2937"/>
           <w:sz w:val="22"/>
         </w:rPr>
-        <w:t>Mostrar EVALUATION_REPORT.md: 40 casos no usados para entrenar, hashes, matriz de errores y la advertencia de que no es una muestra representativa.</w:t>
+        <w:t>Mostrar EVALUATION_REPORT.md: calibración separada, 16 EML finales, hashes, matriz de errores y la advertencia de que no es una muestra representativa.</w:t>
       </w:r>
     </w:p>
     <w:p>
@@ -989,7 +989,7 @@
           <w:color w:val="1F2937"/>
           <w:sz w:val="22"/>
         </w:rPr>
-        <w:t>En el desafío controlado de 40 mensajes, el modo neuronal obtuvo 87,5 % de accuracy y 80,0 % de recall; el combinado 55,0 % y 10,0 %, y la heurística 50,0 % y 0,0 %. El resultado detecta una limitación real del umbral y los pesos actuales ante mensajes sin cabeceras completas. No calibres con el propio holdout ni lo presentes como producción: úsalo para justificar un corpus externo y una calibración separada.</w:t>
+        <w:t>La calibración usa 40 casos distintos de los 16 EML finales. La fusión resultante es 20 % heurística, 80 % neuronal, umbral 45 y alta confianza 70. En los EML, los tres modos obtuvieron 87,5 % de accuracy, 100,0 % de precisión, 75,0 % de recall y 85,7 % de F1. No lo presentes como producción: son escenarios sintéticos y quedan dos falsos negativos BEC sin enlace.</w:t>
       </w:r>
     </w:p>
     <w:p>
@@ -1231,7 +1231,7 @@
                 <w:color w:val="1F2937"/>
                 <w:sz w:val="22"/>
               </w:rPr>
-              <w:t>Se combinan señales, pesos y umbral configurables; se muestran FP/FN y el usuario conserva la explicación para revisar el caso.</w:t>
+              <w:t>La fusión 20/80 se calibró separadamente; conserva evidencias sobre 70, muestra FP/FN y mantiene la explicación para revisar cada caso.</w:t>
             </w:r>
           </w:p>
         </w:tc>
@@ -1426,7 +1426,7 @@
                 <w:color w:val="1F2937"/>
                 <w:sz w:val="22"/>
               </w:rPr>
-              <w:t>TLS, autenticación de inferencia, rate limiting, registro de modelos compartido si hay réplicas, monitorización, corpus representativo, calibración y pruebas externas.</w:t>
+              <w:t>TLS, autenticación de inferencia, rate limiting, registro compartido si hay réplicas, monitorización y confirmación sobre un corpus real representativo.</w:t>
             </w:r>
           </w:p>
         </w:tc>

--- a/Guia_03_Guion_defensa.docx
+++ b/Guia_03_Guion_defensa.docx
@@ -662,7 +662,7 @@
                 <w:color w:val="1F2937"/>
                 <w:sz w:val="22"/>
               </w:rPr>
-              <w:t>81 pruebas Python, 2 de navegador, calibración de 40 casos y 16 EML reservados</w:t>
+              <w:t>87 pruebas Python, 2 de navegador, calibración, 16 EML y diagnóstico externo</w:t>
             </w:r>
           </w:p>
         </w:tc>
@@ -897,7 +897,7 @@
           <w:color w:val="1F2937"/>
           <w:sz w:val="22"/>
         </w:rPr>
-        <w:t>Mostrar EVALUATION_REPORT.md: calibración separada, 16 EML finales, hashes, matriz de errores y la advertencia de que no es una muestra representativa.</w:t>
+        <w:t>Mostrar EVALUATION_REPORT.md y EXTERNAL_EVALUATION_REPORT.md: 16 EML, 1.528 textos, hashes, métricas y las advertencias de representatividad/solapamiento.</w:t>
       </w:r>
     </w:p>
     <w:p>
@@ -961,7 +961,7 @@
                 <w:color w:val="1F2937"/>
                 <w:sz w:val="22"/>
               </w:rPr>
-              <w:t>Lleva capturas, /health y una respuesta JSON guardada. Si Gmail u OAuth fallan, usa texto o EML; si el backend no arranca, explica los dos procesos y presenta el recorrido E2E automatizado ya validado.</w:t>
+              <w:t>Lleva las capturas enumeradas en docs/DEFENSE_SCREENSHOTS.md y defense_demo/expected_results.json. Si Gmail u OAuth fallan, usa los EML sintéticos; si el backend no arranca, enseña el bloque health y los dos resultados guardados.</w:t>
             </w:r>
           </w:p>
         </w:tc>
@@ -989,7 +989,7 @@
           <w:color w:val="1F2937"/>
           <w:sz w:val="22"/>
         </w:rPr>
-        <w:t>La calibración usa 40 casos distintos de los 16 EML finales. La fusión resultante es 20 % heurística, 80 % neuronal, umbral 45 y alta confianza 70. En los EML, los tres modos obtuvieron 87,5 % de accuracy, 100,0 % de precisión, 75,0 % de recall y 85,7 % de F1. No lo presentes como producción: son escenarios sintéticos y quedan dos falsos negativos BEC sin enlace.</w:t>
+        <w:t>La calibración usa 40 casos distintos de los 16 EML finales. Tras añadir tres señales BEC bilingües, la rejilla selecciona 35 % heurística, 65 % neuronal, umbral 26 y alta confianza 70. En los EML, el heurístico obtiene 100,0 % de accuracy/recall/F1; el combinado, 93,8 % de accuracy, 88,9 % de precisión, 100,0 % de recall y 94,1 % de F1; y el neuronal, 75,0 % en las cuatro métricas. DIFrauD añade 1.528 textos externos y el combinado alcanza 90,8 % de accuracy y 96,4 % de recall, pero existe riesgo de solapamiento de fuentes. Ninguna cifra debe presentarse como producción.</w:t>
       </w:r>
     </w:p>
     <w:p>
@@ -1231,7 +1231,7 @@
                 <w:color w:val="1F2937"/>
                 <w:sz w:val="22"/>
               </w:rPr>
-              <w:t>La fusión 20/80 se calibró separadamente; conserva evidencias sobre 70, muestra FP/FN y mantiene la explicación para revisar cada caso.</w:t>
+              <w:t>La fusión 35/65 y el umbral 26 se calibraron separadamente; conserva evidencias sobre 70, muestra FP/FN y mantiene la explicación para revisar cada caso.</w:t>
             </w:r>
           </w:p>
         </w:tc>
@@ -1426,7 +1426,7 @@
                 <w:color w:val="1F2937"/>
                 <w:sz w:val="22"/>
               </w:rPr>
-              <w:t>TLS, autenticación de inferencia, rate limiting, registro compartido si hay réplicas, monitorización y confirmación sobre un corpus real representativo.</w:t>
+              <w:t>TLS, autenticación de inferencia, rate limiting, registro compartido si hay réplicas, monitorización y confirmación sobre un corpus real reciente, bilingüe e independiente.</w:t>
             </w:r>
           </w:p>
         </w:tc>

--- a/Guia_03_Guion_defensa.docx
+++ b/Guia_03_Guion_defensa.docx
@@ -852,7 +852,7 @@
           <w:color w:val="1F2937"/>
           <w:sz w:val="22"/>
         </w:rPr>
-        <w:t>Pegar o cargar un EML de ejemplo controlado, evitando enseñar credenciales o datos personales.</w:t>
+        <w:t>En Detección, recorrer los pasos 01 y 02: cargar un EML controlado y elegir el modo, sin enseñar credenciales ni datos personales.</w:t>
       </w:r>
     </w:p>
     <w:p>
@@ -867,7 +867,7 @@
           <w:color w:val="1F2937"/>
           <w:sz w:val="22"/>
         </w:rPr>
-        <w:t>Señalar la puntuación, las señales activas, la URL sospechosa y la explicación generada.</w:t>
+        <w:t>Ejecutar el paso 03 y señalar en la tarjeta la puntuación, las señales activas, la URL sospechosa y la explicación generada.</w:t>
       </w:r>
     </w:p>
     <w:p>

--- a/Guia_03_Guion_defensa.docx
+++ b/Guia_03_Guion_defensa.docx
@@ -915,6 +915,21 @@
         <w:t>Si el tiempo lo permite, enseñar la extensión llamando a la misma URL del backend.</w:t>
       </w:r>
     </w:p>
+    <w:p>
+      <w:pPr>
+        <w:pStyle w:val="ListNumber"/>
+      </w:pPr>
+      <w:r>
+        <w:rPr>
+          <w:rFonts w:ascii="Calibri" w:hAnsi="Calibri"/>
+          <w:b w:val="0"/>
+          <w:i w:val="0"/>
+          <w:color w:val="1F2937"/>
+          <w:sz w:val="22"/>
+        </w:rPr>
+        <w:t>Opcionalmente, abrir la web desde un móvil de la misma red privada para explicar que el navegador es un cliente; mantener el backend en loopback y cerrar el acceso LAN al terminar.</w:t>
+      </w:r>
+    </w:p>
     <w:tbl>
       <w:tblPr>
         <w:tblW w:type="dxa" w:w="9360"/>
@@ -1193,6 +1208,45 @@
                 <w:sz w:val="22"/>
               </w:rPr>
               <w:t>Sí. Streamlit, extensión y monitor son clientes HTTP; backend_server analiza y mantiene una versión activa por idioma. En local ambos lados están en el mismo equipo, pero siguen siendo procesos y responsabilidades separadas.</w:t>
+            </w:r>
+          </w:p>
+        </w:tc>
+      </w:tr>
+      <w:tr>
+        <w:trPr>
+          <w:cantSplit/>
+        </w:trPr>
+        <w:tc>
+          <w:tcPr>
+            <w:tcW w:type="dxa" w:w="3300"/>
+          </w:tcPr>
+          <w:p>
+            <w:r>
+              <w:rPr>
+                <w:rFonts w:ascii="Calibri" w:hAnsi="Calibri"/>
+                <w:b w:val="0"/>
+                <w:i w:val="0"/>
+                <w:color w:val="1F2937"/>
+                <w:sz w:val="22"/>
+              </w:rPr>
+              <w:t>¿Puede entrar un móvil?</w:t>
+            </w:r>
+          </w:p>
+        </w:tc>
+        <w:tc>
+          <w:tcPr>
+            <w:tcW w:type="dxa" w:w="6060"/>
+          </w:tcPr>
+          <w:p>
+            <w:r>
+              <w:rPr>
+                <w:rFonts w:ascii="Calibri" w:hAnsi="Calibri"/>
+                <w:b w:val="0"/>
+                <w:i w:val="0"/>
+                <w:color w:val="1F2937"/>
+                <w:sz w:val="22"/>
+              </w:rPr>
+              <w:t>Sí, si comparte una LAN privada y Streamlit se inicia en 0.0.0.0:8501. El móvil abre la IP del equipo; el backend sigue en 127.0.0.1:8766. No es un despliegue público y la web no tiene autenticación multiusuario.</w:t>
             </w:r>
           </w:p>
         </w:tc>
@@ -1493,6 +1547,21 @@
           <w:sz w:val="22"/>
         </w:rPr>
         <w:t>Comprobar que backend y web arrancan por separado y que /health muestra las versiones.</w:t>
+      </w:r>
+    </w:p>
+    <w:p>
+      <w:pPr>
+        <w:pStyle w:val="ListBullet"/>
+      </w:pPr>
+      <w:r>
+        <w:rPr>
+          <w:rFonts w:ascii="Calibri" w:hAnsi="Calibri"/>
+          <w:b w:val="0"/>
+          <w:i w:val="0"/>
+          <w:color w:val="1F2937"/>
+          <w:sz w:val="22"/>
+        </w:rPr>
+        <w:t>Si se enseña el acceso móvil, probar antes la misma Wi-Fi, la IP privada y el firewall; cerrar Streamlit al terminar.</w:t>
       </w:r>
     </w:p>
     <w:p>

--- a/Guia_03_Guion_defensa.docx
+++ b/Guia_03_Guion_defensa.docx
@@ -662,7 +662,7 @@
                 <w:color w:val="1F2937"/>
                 <w:sz w:val="22"/>
               </w:rPr>
-              <w:t>87 pruebas Python, 2 de navegador, calibración, 16 EML y diagnóstico externo</w:t>
+              <w:t>89 pruebas Python, 2 de navegador, calibración, 16 EML y diagnóstico externo</w:t>
             </w:r>
           </w:p>
         </w:tc>
@@ -1004,7 +1004,7 @@
           <w:color w:val="1F2937"/>
           <w:sz w:val="22"/>
         </w:rPr>
-        <w:t>La calibración usa 40 casos distintos de los 16 EML finales. Tras añadir tres señales BEC bilingües, la rejilla selecciona 35 % heurística, 65 % neuronal, umbral 26 y alta confianza 70. En los EML, el heurístico obtiene 100,0 % de accuracy/recall/F1; el combinado, 93,8 % de accuracy, 88,9 % de precisión, 100,0 % de recall y 94,1 % de F1; y el neuronal, 75,0 % en las cuatro métricas. DIFrauD añade 1.528 textos externos y el combinado alcanza 90,8 % de accuracy y 96,4 % de recall, pero existe riesgo de solapamiento de fuentes. Ninguna cifra debe presentarse como producción.</w:t>
+        <w:t>La calibración usa 40 casos distintos de los 16 EML finales. Con los modelos reproducibles, la rejilla selecciona 45 % heurística, 55 % neuronal, umbral 21 y alta confianza 70. En los EML, el heurístico obtiene 100,0 % de accuracy/recall/F1; el combinado, 87,5 % de accuracy, 80,0 % de precisión, 100,0 % de recall y 88,9 % de F1; y el neuronal, 81,2 % de accuracy, 77,8 % de precisión, 87,5 % de recall y 82,3 % de F1. DIFrauD añade 1.528 textos externos y el combinado alcanza 89,0 % de accuracy y 93,4 % de recall, pero existe riesgo de solapamiento de fuentes. Ninguna cifra debe presentarse como producción.</w:t>
       </w:r>
     </w:p>
     <w:p>
@@ -1285,7 +1285,7 @@
                 <w:color w:val="1F2937"/>
                 <w:sz w:val="22"/>
               </w:rPr>
-              <w:t>La fusión 35/65 y el umbral 26 se calibraron separadamente; conserva evidencias sobre 70, muestra FP/FN y mantiene la explicación para revisar cada caso.</w:t>
+              <w:t>La fusión 45/55 y el umbral 21 se calibraron separadamente; conserva evidencias sobre 70, muestra FP/FN y mantiene la explicación para revisar cada caso.</w:t>
             </w:r>
           </w:p>
         </w:tc>
